--- a/02_Python_Essentials/L11-module-math-random-datetime/ASSIGNMENT-random-QUIZ.docx
+++ b/02_Python_Essentials/L11-module-math-random-datetime/ASSIGNMENT-random-QUIZ.docx
@@ -3,59 +3,147 @@
 <w:document xmlns:wpc="http://schemas.microsoft.com/office/word/2010/wordprocessingCanvas" xmlns:cx="http://schemas.microsoft.com/office/drawing/2014/chartex" xmlns:cx1="http://schemas.microsoft.com/office/drawing/2015/9/8/chartex" xmlns:cx2="http://schemas.microsoft.com/office/drawing/2015/10/21/chartex" xmlns:cx3="http://schemas.microsoft.com/office/drawing/2016/5/9/chartex" xmlns:cx4="http://schemas.microsoft.com/office/drawing/2016/5/10/chartex" xmlns:cx5="http://schemas.microsoft.com/office/drawing/2016/5/11/chartex" xmlns:cx6="http://schemas.microsoft.com/office/drawing/2016/5/12/chartex" xmlns:cx7="http://schemas.microsoft.com/office/drawing/2016/5/13/chartex" xmlns:cx8="http://schemas.microsoft.com/office/drawing/2016/5/14/chartex" xmlns:mc="http://schemas.openxmlformats.org/markup-compatibility/2006" xmlns:aink="http://schemas.microsoft.com/office/drawing/2016/ink" xmlns:am3d="http://schemas.microsoft.com/office/drawing/2017/model3d" xmlns:o="urn:schemas-microsoft-com:office:office" xmlns:oel="http://schemas.microsoft.com/office/2019/extlst" xmlns:r="http://schemas.openxmlformats.org/officeDocument/2006/relationships" xmlns:m="http://schemas.openxmlformats.org/officeDocument/2006/math" xmlns:v="urn:schemas-microsoft-com:vml" xmlns:wp14="http://schemas.microsoft.com/office/word/2010/wordprocessingDrawing" xmlns:wp="http://schemas.openxmlformats.org/drawingml/2006/wordprocessingDrawing" xmlns:w10="urn:schemas-microsoft-com:office:word" xmlns:w="http://schemas.openxmlformats.org/wordprocessingml/2006/main" xmlns:w14="http://schemas.microsoft.com/office/word/2010/wordml" xmlns:w15="http://schemas.microsoft.com/office/word/2012/wordml" xmlns:w16cex="http://schemas.microsoft.com/office/word/2018/wordml/cex" xmlns:w16cid="http://schemas.microsoft.com/office/word/2016/wordml/cid" xmlns:w16="http://schemas.microsoft.com/office/word/2018/wordml" xmlns:w16du="http://schemas.microsoft.com/office/word/2023/wordml/word16du" xmlns:w16sdtdh="http://schemas.microsoft.com/office/word/2020/wordml/sdtdatahash" xmlns:w16sdtfl="http://schemas.microsoft.com/office/word/2024/wordml/sdtformatlock" xmlns:w16se="http://schemas.microsoft.com/office/word/2015/wordml/symex" xmlns:wpg="http://schemas.microsoft.com/office/word/2010/wordprocessingGroup" xmlns:wpi="http://schemas.microsoft.com/office/word/2010/wordprocessingInk" xmlns:wne="http://schemas.microsoft.com/office/word/2006/wordml" xmlns:wps="http://schemas.microsoft.com/office/word/2010/wordprocessingShape" mc:Ignorable="w14 w15 w16se w16cid w16 w16cex w16sdtdh w16sdtfl w16du wp14">
   <w:body>
     <w:p>
-      <w:r>
+      <w:pPr>
         <w:rPr>
           <w:b/>
           <w:bCs/>
         </w:rPr>
-        <w:t>## ASSIGNMENT: Quiz</w:t>
+      </w:pPr>
+      <w:r>
+        <w:rPr>
+          <w:b/>
+          <w:bCs/>
+        </w:rPr>
+        <w:t>Python Assignment: Build a Command-Line Quiz Application</w:t>
+      </w:r>
+    </w:p>
+    <w:p>
+      <w:pPr>
+        <w:rPr>
+          <w:b/>
+          <w:bCs/>
+        </w:rPr>
+      </w:pPr>
+      <w:r>
+        <w:rPr>
+          <w:b/>
+          <w:bCs/>
+        </w:rPr>
+        <w:t>Objective</w:t>
+      </w:r>
+    </w:p>
+    <w:p>
+      <w:r>
+        <w:t>The goal of this assignment is to practice the following Python concepts:</w:t>
+      </w:r>
+    </w:p>
+    <w:p>
+      <w:pPr>
+        <w:numPr>
+          <w:ilvl w:val="0"/>
+          <w:numId w:val="1"/>
+        </w:numPr>
+      </w:pPr>
+      <w:r>
+        <w:t>Functions</w:t>
+      </w:r>
+    </w:p>
+    <w:p>
+      <w:pPr>
+        <w:numPr>
+          <w:ilvl w:val="0"/>
+          <w:numId w:val="1"/>
+        </w:numPr>
+      </w:pPr>
+      <w:r>
+        <w:t>Lists and dictionaries</w:t>
+      </w:r>
+    </w:p>
+    <w:p>
+      <w:pPr>
+        <w:numPr>
+          <w:ilvl w:val="0"/>
+          <w:numId w:val="1"/>
+        </w:numPr>
+      </w:pPr>
+      <w:r>
+        <w:t>Random module</w:t>
+      </w:r>
+    </w:p>
+    <w:p>
+      <w:pPr>
+        <w:numPr>
+          <w:ilvl w:val="0"/>
+          <w:numId w:val="1"/>
+        </w:numPr>
+      </w:pPr>
+      <w:r>
+        <w:t>User input</w:t>
+      </w:r>
+    </w:p>
+    <w:p>
+      <w:pPr>
+        <w:numPr>
+          <w:ilvl w:val="0"/>
+          <w:numId w:val="1"/>
+        </w:numPr>
+      </w:pPr>
+      <w:r>
+        <w:t xml:space="preserve">Writing </w:t>
+      </w:r>
+      <w:r>
+        <w:rPr>
+          <w:b/>
+          <w:bCs/>
+        </w:rPr>
+        <w:t>clean, readable, and well-documented code</w:t>
+      </w:r>
+    </w:p>
+    <w:p>
+      <w:pPr>
+        <w:numPr>
+          <w:ilvl w:val="0"/>
+          <w:numId w:val="1"/>
+        </w:numPr>
+      </w:pPr>
+      <w:r>
+        <w:t xml:space="preserve">Using the </w:t>
+      </w:r>
+      <w:r>
+        <w:rPr>
+          <w:b/>
+          <w:bCs/>
+        </w:rPr>
+        <w:t>Python main entry point (if __name__ == "__main__")</w:t>
+      </w:r>
+    </w:p>
+    <w:p>
+      <w:r>
+        <w:t xml:space="preserve">You will build a </w:t>
+      </w:r>
+      <w:r>
+        <w:rPr>
+          <w:b/>
+          <w:bCs/>
+        </w:rPr>
+        <w:t>simple command-line quiz application</w:t>
+      </w:r>
+      <w:r>
+        <w:t xml:space="preserve"> in Python.</w:t>
       </w:r>
     </w:p>
     <w:p/>
     <w:p>
       <w:r>
-        <w:t>Build a quiz system that:</w:t>
-      </w:r>
-    </w:p>
-    <w:p>
-      <w:r>
-        <w:t>Randomly selects questions</w:t>
-      </w:r>
-    </w:p>
-    <w:p>
-      <w:r>
-        <w:t>Randomly shuffles answer options</w:t>
-      </w:r>
-    </w:p>
-    <w:p>
-      <w:r>
-        <w:t>Calculates score</w:t>
+        <w:t xml:space="preserve">Following questions are given to you. </w:t>
+      </w:r>
+      <w:r>
+        <w:t>All questions stored in a list</w:t>
       </w:r>
     </w:p>
     <w:p/>
     <w:p>
       <w:r>
-        <w:t>Demonstrates core usage of the random module</w:t>
-      </w:r>
-      <w:r>
-        <w:t xml:space="preserve">.  </w:t>
-      </w:r>
-      <w:r>
-        <w:t>Each question is stored as a dictionary</w:t>
-      </w:r>
-    </w:p>
-    <w:p/>
-    <w:p>
-      <w:r>
-        <w:t xml:space="preserve">Following questions are given to you. </w:t>
-      </w:r>
-      <w:r>
-        <w:t>All questions stored in a list</w:t>
-      </w:r>
-    </w:p>
-    <w:p/>
-    <w:p>
-      <w:r>
         <w:t>```</w:t>
       </w:r>
     </w:p>
@@ -142,6 +230,7 @@
     </w:p>
     <w:p>
       <w:r>
+        <w:lastRenderedPageBreak/>
         <w:t>        "question": "Which data type is immutable?",</w:t>
       </w:r>
     </w:p>
@@ -152,7 +241,6 @@
     </w:p>
     <w:p>
       <w:r>
-        <w:lastRenderedPageBreak/>
         <w:t>        "answer": "Tuple"</w:t>
       </w:r>
     </w:p>
@@ -237,6 +325,764 @@
         <w:t>]</w:t>
       </w:r>
     </w:p>
+    <w:p>
+      <w:r>
+        <w:t>‘’’</w:t>
+      </w:r>
+    </w:p>
+    <w:p/>
+    <w:p>
+      <w:pPr>
+        <w:rPr>
+          <w:b/>
+          <w:bCs/>
+        </w:rPr>
+      </w:pPr>
+      <w:r>
+        <w:rPr>
+          <w:b/>
+          <w:bCs/>
+        </w:rPr>
+        <w:t xml:space="preserve">Function 1: </w:t>
+      </w:r>
+      <w:proofErr w:type="spellStart"/>
+      <w:r>
+        <w:rPr>
+          <w:b/>
+          <w:bCs/>
+        </w:rPr>
+        <w:t>get_random_questions</w:t>
+      </w:r>
+      <w:proofErr w:type="spellEnd"/>
+    </w:p>
+    <w:p>
+      <w:r>
+        <w:t>This function randomly selects a subset of questions from the question bank.</w:t>
+      </w:r>
+    </w:p>
+    <w:p>
+      <w:r>
+        <w:t>Requirements:</w:t>
+      </w:r>
+    </w:p>
+    <w:p>
+      <w:pPr>
+        <w:numPr>
+          <w:ilvl w:val="0"/>
+          <w:numId w:val="2"/>
+        </w:numPr>
+      </w:pPr>
+      <w:r>
+        <w:t xml:space="preserve">Use the </w:t>
+      </w:r>
+      <w:r>
+        <w:rPr>
+          <w:b/>
+          <w:bCs/>
+        </w:rPr>
+        <w:t>random module</w:t>
+      </w:r>
+    </w:p>
+    <w:p>
+      <w:pPr>
+        <w:numPr>
+          <w:ilvl w:val="0"/>
+          <w:numId w:val="2"/>
+        </w:numPr>
+      </w:pPr>
+      <w:r>
+        <w:t>Accept two parameters:</w:t>
+      </w:r>
+    </w:p>
+    <w:p>
+      <w:pPr>
+        <w:numPr>
+          <w:ilvl w:val="1"/>
+          <w:numId w:val="2"/>
+        </w:numPr>
+      </w:pPr>
+      <w:proofErr w:type="spellStart"/>
+      <w:r>
+        <w:t>question_bank</w:t>
+      </w:r>
+      <w:proofErr w:type="spellEnd"/>
+    </w:p>
+    <w:p>
+      <w:pPr>
+        <w:numPr>
+          <w:ilvl w:val="1"/>
+          <w:numId w:val="2"/>
+        </w:numPr>
+      </w:pPr>
+      <w:proofErr w:type="spellStart"/>
+      <w:r>
+        <w:t>num_questions</w:t>
+      </w:r>
+      <w:proofErr w:type="spellEnd"/>
+    </w:p>
+    <w:p>
+      <w:pPr>
+        <w:numPr>
+          <w:ilvl w:val="0"/>
+          <w:numId w:val="2"/>
+        </w:numPr>
+      </w:pPr>
+      <w:r>
+        <w:t xml:space="preserve">Return a </w:t>
+      </w:r>
+      <w:r>
+        <w:rPr>
+          <w:b/>
+          <w:bCs/>
+        </w:rPr>
+        <w:t>random subset of questions</w:t>
+      </w:r>
+    </w:p>
+    <w:p>
+      <w:r>
+        <w:t>Example:</w:t>
+      </w:r>
+    </w:p>
+    <w:p>
+      <w:proofErr w:type="spellStart"/>
+      <w:r>
+        <w:lastRenderedPageBreak/>
+        <w:t>selected_questions</w:t>
+      </w:r>
+      <w:proofErr w:type="spellEnd"/>
+      <w:r>
+        <w:t xml:space="preserve"> = </w:t>
+      </w:r>
+      <w:proofErr w:type="spellStart"/>
+      <w:r>
+        <w:t>get_random_</w:t>
+      </w:r>
+      <w:proofErr w:type="gramStart"/>
+      <w:r>
+        <w:t>questions</w:t>
+      </w:r>
+      <w:proofErr w:type="spellEnd"/>
+      <w:r>
+        <w:t>(</w:t>
+      </w:r>
+      <w:proofErr w:type="spellStart"/>
+      <w:proofErr w:type="gramEnd"/>
+      <w:r>
+        <w:t>quiz_questions</w:t>
+      </w:r>
+      <w:proofErr w:type="spellEnd"/>
+      <w:r>
+        <w:t>, 3)</w:t>
+      </w:r>
+    </w:p>
+    <w:p/>
+    <w:p>
+      <w:pPr>
+        <w:rPr>
+          <w:b/>
+          <w:bCs/>
+        </w:rPr>
+      </w:pPr>
+      <w:r>
+        <w:rPr>
+          <w:b/>
+          <w:bCs/>
+        </w:rPr>
+        <w:t xml:space="preserve">Function 2: </w:t>
+      </w:r>
+      <w:proofErr w:type="spellStart"/>
+      <w:r>
+        <w:rPr>
+          <w:b/>
+          <w:bCs/>
+        </w:rPr>
+        <w:t>ask_question</w:t>
+      </w:r>
+      <w:proofErr w:type="spellEnd"/>
+    </w:p>
+    <w:p>
+      <w:r>
+        <w:t>This function should:</w:t>
+      </w:r>
+    </w:p>
+    <w:p>
+      <w:pPr>
+        <w:numPr>
+          <w:ilvl w:val="0"/>
+          <w:numId w:val="3"/>
+        </w:numPr>
+      </w:pPr>
+      <w:r>
+        <w:t>Display the question</w:t>
+      </w:r>
+    </w:p>
+    <w:p>
+      <w:pPr>
+        <w:numPr>
+          <w:ilvl w:val="0"/>
+          <w:numId w:val="3"/>
+        </w:numPr>
+      </w:pPr>
+      <w:r>
+        <w:t>Shuffle the answer options</w:t>
+      </w:r>
+    </w:p>
+    <w:p>
+      <w:pPr>
+        <w:numPr>
+          <w:ilvl w:val="0"/>
+          <w:numId w:val="3"/>
+        </w:numPr>
+      </w:pPr>
+      <w:r>
+        <w:t>Show the options as numbered choices</w:t>
+      </w:r>
+    </w:p>
+    <w:p>
+      <w:pPr>
+        <w:numPr>
+          <w:ilvl w:val="0"/>
+          <w:numId w:val="3"/>
+        </w:numPr>
+      </w:pPr>
+      <w:r>
+        <w:t>Ask the user to enter a choice</w:t>
+      </w:r>
+    </w:p>
+    <w:p>
+      <w:pPr>
+        <w:numPr>
+          <w:ilvl w:val="0"/>
+          <w:numId w:val="3"/>
+        </w:numPr>
+      </w:pPr>
+      <w:r>
+        <w:t>Check whether the answer is correct</w:t>
+      </w:r>
+    </w:p>
+    <w:p>
+      <w:r>
+        <w:t>The function must return:</w:t>
+      </w:r>
+    </w:p>
+    <w:p>
+      <w:pPr>
+        <w:numPr>
+          <w:ilvl w:val="0"/>
+          <w:numId w:val="4"/>
+        </w:numPr>
+      </w:pPr>
+      <w:r>
+        <w:t>True → if the answer is correct</w:t>
+      </w:r>
+    </w:p>
+    <w:p>
+      <w:pPr>
+        <w:numPr>
+          <w:ilvl w:val="0"/>
+          <w:numId w:val="4"/>
+        </w:numPr>
+      </w:pPr>
+      <w:r>
+        <w:t>False → if the answer is incorrect</w:t>
+      </w:r>
+    </w:p>
+    <w:p/>
+    <w:p>
+      <w:pPr>
+        <w:rPr>
+          <w:b/>
+          <w:bCs/>
+        </w:rPr>
+      </w:pPr>
+      <w:r>
+        <w:rPr>
+          <w:b/>
+          <w:bCs/>
+        </w:rPr>
+        <w:t xml:space="preserve">Function 3: </w:t>
+      </w:r>
+      <w:proofErr w:type="spellStart"/>
+      <w:r>
+        <w:rPr>
+          <w:b/>
+          <w:bCs/>
+        </w:rPr>
+        <w:t>run_quiz</w:t>
+      </w:r>
+      <w:proofErr w:type="spellEnd"/>
+    </w:p>
+    <w:p>
+      <w:r>
+        <w:t>This function controls the quiz flow.</w:t>
+      </w:r>
+    </w:p>
+    <w:p>
+      <w:r>
+        <w:t>Responsibilities:</w:t>
+      </w:r>
+    </w:p>
+    <w:p>
+      <w:pPr>
+        <w:numPr>
+          <w:ilvl w:val="0"/>
+          <w:numId w:val="5"/>
+        </w:numPr>
+      </w:pPr>
+      <w:r>
+        <w:t xml:space="preserve">Select </w:t>
+      </w:r>
+      <w:r>
+        <w:rPr>
+          <w:b/>
+          <w:bCs/>
+        </w:rPr>
+        <w:t>3 random questions</w:t>
+      </w:r>
+    </w:p>
+    <w:p>
+      <w:pPr>
+        <w:numPr>
+          <w:ilvl w:val="0"/>
+          <w:numId w:val="5"/>
+        </w:numPr>
+      </w:pPr>
+      <w:r>
+        <w:t>Ask each question</w:t>
+      </w:r>
+    </w:p>
+    <w:p>
+      <w:pPr>
+        <w:numPr>
+          <w:ilvl w:val="0"/>
+          <w:numId w:val="5"/>
+        </w:numPr>
+      </w:pPr>
+      <w:r>
+        <w:t>Track the user's score</w:t>
+      </w:r>
+    </w:p>
+    <w:p>
+      <w:pPr>
+        <w:numPr>
+          <w:ilvl w:val="0"/>
+          <w:numId w:val="5"/>
+        </w:numPr>
+      </w:pPr>
+      <w:r>
+        <w:t>Print the final score at the end</w:t>
+      </w:r>
+    </w:p>
+    <w:p>
+      <w:r>
+        <w:t>----------------------------------</w:t>
+      </w:r>
+    </w:p>
+    <w:p>
+      <w:pPr>
+        <w:rPr>
+          <w:b/>
+          <w:bCs/>
+        </w:rPr>
+      </w:pPr>
+      <w:r>
+        <w:rPr>
+          <w:b/>
+          <w:bCs/>
+        </w:rPr>
+        <w:t xml:space="preserve">1. </w:t>
+      </w:r>
+      <w:r>
+        <w:rPr>
+          <w:b/>
+          <w:bCs/>
+        </w:rPr>
+        <w:t>Include</w:t>
+      </w:r>
+      <w:r>
+        <w:rPr>
+          <w:b/>
+          <w:bCs/>
+        </w:rPr>
+        <w:t xml:space="preserve"> Docstrings (Very Important)</w:t>
+      </w:r>
+    </w:p>
+    <w:p>
+      <w:r>
+        <w:t xml:space="preserve">Every function must include a </w:t>
+      </w:r>
+      <w:r>
+        <w:rPr>
+          <w:b/>
+          <w:bCs/>
+        </w:rPr>
+        <w:t>proper docstring</w:t>
+      </w:r>
+      <w:r>
+        <w:t>.</w:t>
+      </w:r>
+    </w:p>
+    <w:p>
+      <w:r>
+        <w:t>Docstrings should describe:</w:t>
+      </w:r>
+    </w:p>
+    <w:p>
+      <w:pPr>
+        <w:numPr>
+          <w:ilvl w:val="0"/>
+          <w:numId w:val="6"/>
+        </w:numPr>
+      </w:pPr>
+      <w:r>
+        <w:t>What the function does</w:t>
+      </w:r>
+    </w:p>
+    <w:p>
+      <w:pPr>
+        <w:numPr>
+          <w:ilvl w:val="0"/>
+          <w:numId w:val="6"/>
+        </w:numPr>
+      </w:pPr>
+      <w:r>
+        <w:t>The parameters</w:t>
+      </w:r>
+    </w:p>
+    <w:p>
+      <w:pPr>
+        <w:numPr>
+          <w:ilvl w:val="0"/>
+          <w:numId w:val="6"/>
+        </w:numPr>
+      </w:pPr>
+      <w:r>
+        <w:lastRenderedPageBreak/>
+        <w:t>What the function returns</w:t>
+      </w:r>
+    </w:p>
+    <w:p/>
+    <w:p>
+      <w:pPr>
+        <w:rPr>
+          <w:b/>
+          <w:bCs/>
+        </w:rPr>
+      </w:pPr>
+      <w:r>
+        <w:rPr>
+          <w:b/>
+          <w:bCs/>
+        </w:rPr>
+        <w:t>2</w:t>
+      </w:r>
+      <w:r>
+        <w:rPr>
+          <w:b/>
+          <w:bCs/>
+        </w:rPr>
+        <w:t>. Use the Main Entry Point</w:t>
+      </w:r>
+    </w:p>
+    <w:p>
+      <w:r>
+        <w:t>Your program must include:</w:t>
+      </w:r>
+    </w:p>
+    <w:p>
+      <w:r>
+        <w:t>if __name__ == "__main__":</w:t>
+      </w:r>
+    </w:p>
+    <w:p>
+      <w:r>
+        <w:t xml:space="preserve">    </w:t>
+      </w:r>
+      <w:proofErr w:type="spellStart"/>
+      <w:r>
+        <w:t>run_</w:t>
+      </w:r>
+      <w:proofErr w:type="gramStart"/>
+      <w:r>
+        <w:t>quiz</w:t>
+      </w:r>
+      <w:proofErr w:type="spellEnd"/>
+      <w:r>
+        <w:t>(</w:t>
+      </w:r>
+      <w:proofErr w:type="gramEnd"/>
+      <w:r>
+        <w:t>)</w:t>
+      </w:r>
+    </w:p>
+    <w:p>
+      <w:r>
+        <w:t xml:space="preserve">This ensures the quiz runs </w:t>
+      </w:r>
+      <w:r>
+        <w:rPr>
+          <w:b/>
+          <w:bCs/>
+        </w:rPr>
+        <w:t>only when the script is executed directly</w:t>
+      </w:r>
+      <w:r>
+        <w:t>.</w:t>
+      </w:r>
+    </w:p>
+    <w:p/>
+    <w:p>
+      <w:pPr>
+        <w:rPr>
+          <w:b/>
+          <w:bCs/>
+        </w:rPr>
+      </w:pPr>
+      <w:r>
+        <w:rPr>
+          <w:b/>
+          <w:bCs/>
+        </w:rPr>
+        <w:t xml:space="preserve">3. </w:t>
+      </w:r>
+      <w:r>
+        <w:rPr>
+          <w:b/>
+          <w:bCs/>
+        </w:rPr>
+        <w:t>File Submission</w:t>
+      </w:r>
+    </w:p>
+    <w:p>
+      <w:r>
+        <w:t xml:space="preserve">Submit </w:t>
+      </w:r>
+      <w:r>
+        <w:rPr>
+          <w:b/>
+          <w:bCs/>
+        </w:rPr>
+        <w:t>one Python file</w:t>
+      </w:r>
+      <w:r>
+        <w:t>:</w:t>
+      </w:r>
+    </w:p>
+    <w:p>
+      <w:r>
+        <w:t>quiz_app.py</w:t>
+      </w:r>
+    </w:p>
+    <w:p>
+      <w:r>
+        <w:t>Your file must contain:</w:t>
+      </w:r>
+    </w:p>
+    <w:p>
+      <w:pPr>
+        <w:numPr>
+          <w:ilvl w:val="0"/>
+          <w:numId w:val="9"/>
+        </w:numPr>
+      </w:pPr>
+      <w:r>
+        <w:t>Question bank</w:t>
+      </w:r>
+    </w:p>
+    <w:p>
+      <w:pPr>
+        <w:numPr>
+          <w:ilvl w:val="0"/>
+          <w:numId w:val="9"/>
+        </w:numPr>
+      </w:pPr>
+      <w:r>
+        <w:t>All required functions</w:t>
+      </w:r>
+    </w:p>
+    <w:p>
+      <w:pPr>
+        <w:numPr>
+          <w:ilvl w:val="0"/>
+          <w:numId w:val="9"/>
+        </w:numPr>
+      </w:pPr>
+      <w:r>
+        <w:t>Proper docstrings</w:t>
+      </w:r>
+    </w:p>
+    <w:p>
+      <w:pPr>
+        <w:numPr>
+          <w:ilvl w:val="0"/>
+          <w:numId w:val="9"/>
+        </w:numPr>
+      </w:pPr>
+      <w:r>
+        <w:t>The main entry point</w:t>
+      </w:r>
+    </w:p>
+    <w:p>
+      <w:pPr>
+        <w:pBdr>
+          <w:bottom w:val="single" w:sz="6" w:space="1" w:color="auto"/>
+        </w:pBdr>
+      </w:pPr>
+    </w:p>
+    <w:p>
+      <w:pPr>
+        <w:jc w:val="center"/>
+        <w:rPr>
+          <w:b/>
+          <w:bCs/>
+        </w:rPr>
+      </w:pPr>
+      <w:r>
+        <w:rPr>
+          <w:b/>
+          <w:bCs/>
+        </w:rPr>
+        <w:t>Sample run:</w:t>
+      </w:r>
+    </w:p>
+    <w:p>
+      <w:r>
+        <w:br/>
+      </w:r>
+    </w:p>
+    <w:p>
+      <w:r>
+        <w:t>Which data type is immutable?</w:t>
+      </w:r>
+    </w:p>
+    <w:p>
+      <w:r>
+        <w:t>1. Set</w:t>
+      </w:r>
+    </w:p>
+    <w:p>
+      <w:r>
+        <w:t>2. List</w:t>
+      </w:r>
+    </w:p>
+    <w:p>
+      <w:r>
+        <w:t>3. Tuple</w:t>
+      </w:r>
+    </w:p>
+    <w:p>
+      <w:r>
+        <w:t>4. Dictionary</w:t>
+      </w:r>
+    </w:p>
+    <w:p>
+      <w:r>
+        <w:t>Enter your choice (1-4):  1</w:t>
+      </w:r>
+    </w:p>
+    <w:p>
+      <w:r>
+        <w:lastRenderedPageBreak/>
+        <w:t>Wrong!</w:t>
+      </w:r>
+    </w:p>
+    <w:p/>
+    <w:p>
+      <w:r>
+        <w:t>Which keyword is used to define a function in Python?</w:t>
+      </w:r>
+    </w:p>
+    <w:p>
+      <w:r>
+        <w:t xml:space="preserve">1. </w:t>
+      </w:r>
+      <w:proofErr w:type="spellStart"/>
+      <w:r>
+        <w:t>func</w:t>
+      </w:r>
+      <w:proofErr w:type="spellEnd"/>
+    </w:p>
+    <w:p>
+      <w:r>
+        <w:t>2. define</w:t>
+      </w:r>
+    </w:p>
+    <w:p>
+      <w:r>
+        <w:t>3. function</w:t>
+      </w:r>
+    </w:p>
+    <w:p>
+      <w:r>
+        <w:t>4. def</w:t>
+      </w:r>
+    </w:p>
+    <w:p>
+      <w:r>
+        <w:t>Enter your choice (1-4):  3</w:t>
+      </w:r>
+    </w:p>
+    <w:p>
+      <w:r>
+        <w:t>Wrong!</w:t>
+      </w:r>
+    </w:p>
+    <w:p/>
+    <w:p>
+      <w:r>
+        <w:t xml:space="preserve">What is the output of: </w:t>
+      </w:r>
+      <w:proofErr w:type="gramStart"/>
+      <w:r>
+        <w:t>print(</w:t>
+      </w:r>
+      <w:proofErr w:type="gramEnd"/>
+      <w:r>
+        <w:t>2 ** 3)?</w:t>
+      </w:r>
+    </w:p>
+    <w:p>
+      <w:r>
+        <w:t>1. 8</w:t>
+      </w:r>
+    </w:p>
+    <w:p>
+      <w:r>
+        <w:t>2. 5</w:t>
+      </w:r>
+    </w:p>
+    <w:p>
+      <w:r>
+        <w:t>3. 9</w:t>
+      </w:r>
+    </w:p>
+    <w:p>
+      <w:r>
+        <w:t>4. 6</w:t>
+      </w:r>
+    </w:p>
+    <w:p>
+      <w:r>
+        <w:t>Enter your choice (1-4):  1</w:t>
+      </w:r>
+    </w:p>
+    <w:p>
+      <w:r>
+        <w:t>Correct!</w:t>
+      </w:r>
+    </w:p>
+    <w:p/>
+    <w:p>
+      <w:r>
+        <w:t>Quiz Completed!</w:t>
+      </w:r>
+    </w:p>
+    <w:p>
+      <w:r>
+        <w:t>Your Score: 1/3</w:t>
+      </w:r>
+    </w:p>
+    <w:p/>
     <w:p/>
     <w:p/>
     <w:sectPr>
@@ -247,6 +1093,1223 @@
     </w:sectPr>
   </w:body>
 </w:document>
+</file>
+
+<file path=word/numbering.xml><?xml version="1.0" encoding="utf-8"?>
+<w:numbering xmlns:wpc="http://schemas.microsoft.com/office/word/2010/wordprocessingCanvas" xmlns:cx="http://schemas.microsoft.com/office/drawing/2014/chartex" xmlns:cx1="http://schemas.microsoft.com/office/drawing/2015/9/8/chartex" xmlns:cx2="http://schemas.microsoft.com/office/drawing/2015/10/21/chartex" xmlns:cx3="http://schemas.microsoft.com/office/drawing/2016/5/9/chartex" xmlns:cx4="http://schemas.microsoft.com/office/drawing/2016/5/10/chartex" xmlns:cx5="http://schemas.microsoft.com/office/drawing/2016/5/11/chartex" xmlns:cx6="http://schemas.microsoft.com/office/drawing/2016/5/12/chartex" xmlns:cx7="http://schemas.microsoft.com/office/drawing/2016/5/13/chartex" xmlns:cx8="http://schemas.microsoft.com/office/drawing/2016/5/14/chartex" xmlns:mc="http://schemas.openxmlformats.org/markup-compatibility/2006" xmlns:aink="http://schemas.microsoft.com/office/drawing/2016/ink" xmlns:am3d="http://schemas.microsoft.com/office/drawing/2017/model3d" xmlns:o="urn:schemas-microsoft-com:office:office" xmlns:oel="http://schemas.microsoft.com/office/2019/extlst" xmlns:r="http://schemas.openxmlformats.org/officeDocument/2006/relationships" xmlns:m="http://schemas.openxmlformats.org/officeDocument/2006/math" xmlns:v="urn:schemas-microsoft-com:vml" xmlns:wp14="http://schemas.microsoft.com/office/word/2010/wordprocessingDrawing" xmlns:wp="http://schemas.openxmlformats.org/drawingml/2006/wordprocessingDrawing" xmlns:w10="urn:schemas-microsoft-com:office:word" xmlns:w="http://schemas.openxmlformats.org/wordprocessingml/2006/main" xmlns:w14="http://schemas.microsoft.com/office/word/2010/wordml" xmlns:w15="http://schemas.microsoft.com/office/word/2012/wordml" xmlns:w16cex="http://schemas.microsoft.com/office/word/2018/wordml/cex" xmlns:w16cid="http://schemas.microsoft.com/office/word/2016/wordml/cid" xmlns:w16="http://schemas.microsoft.com/office/word/2018/wordml" xmlns:w16du="http://schemas.microsoft.com/office/word/2023/wordml/word16du" xmlns:w16sdtdh="http://schemas.microsoft.com/office/word/2020/wordml/sdtdatahash" xmlns:w16sdtfl="http://schemas.microsoft.com/office/word/2024/wordml/sdtformatlock" xmlns:w16se="http://schemas.microsoft.com/office/word/2015/wordml/symex" xmlns:wpg="http://schemas.microsoft.com/office/word/2010/wordprocessingGroup" xmlns:wpi="http://schemas.microsoft.com/office/word/2010/wordprocessingInk" xmlns:wne="http://schemas.microsoft.com/office/word/2006/wordml" xmlns:wps="http://schemas.microsoft.com/office/word/2010/wordprocessingShape" mc:Ignorable="w14 w15 w16se w16cid w16 w16cex w16sdtdh w16sdtfl w16du wp14">
+  <w:abstractNum w:abstractNumId="0" w15:restartNumberingAfterBreak="0">
+    <w:nsid w:val="0CE84B61"/>
+    <w:multiLevelType w:val="multilevel"/>
+    <w:tmpl w:val="31E20C2E"/>
+    <w:lvl w:ilvl="0">
+      <w:start w:val="1"/>
+      <w:numFmt w:val="bullet"/>
+      <w:lvlText w:val=""/>
+      <w:lvlJc w:val="left"/>
+      <w:pPr>
+        <w:tabs>
+          <w:tab w:val="num" w:pos="720"/>
+        </w:tabs>
+        <w:ind w:left="720" w:hanging="360"/>
+      </w:pPr>
+      <w:rPr>
+        <w:rFonts w:ascii="Symbol" w:hAnsi="Symbol" w:hint="default"/>
+        <w:sz w:val="20"/>
+      </w:rPr>
+    </w:lvl>
+    <w:lvl w:ilvl="1">
+      <w:start w:val="1"/>
+      <w:numFmt w:val="bullet"/>
+      <w:lvlText w:val="o"/>
+      <w:lvlJc w:val="left"/>
+      <w:pPr>
+        <w:tabs>
+          <w:tab w:val="num" w:pos="1440"/>
+        </w:tabs>
+        <w:ind w:left="1440" w:hanging="360"/>
+      </w:pPr>
+      <w:rPr>
+        <w:rFonts w:ascii="Courier New" w:hAnsi="Courier New" w:hint="default"/>
+        <w:sz w:val="20"/>
+      </w:rPr>
+    </w:lvl>
+    <w:lvl w:ilvl="2" w:tentative="1">
+      <w:start w:val="1"/>
+      <w:numFmt w:val="bullet"/>
+      <w:lvlText w:val=""/>
+      <w:lvlJc w:val="left"/>
+      <w:pPr>
+        <w:tabs>
+          <w:tab w:val="num" w:pos="2160"/>
+        </w:tabs>
+        <w:ind w:left="2160" w:hanging="360"/>
+      </w:pPr>
+      <w:rPr>
+        <w:rFonts w:ascii="Wingdings" w:hAnsi="Wingdings" w:hint="default"/>
+        <w:sz w:val="20"/>
+      </w:rPr>
+    </w:lvl>
+    <w:lvl w:ilvl="3" w:tentative="1">
+      <w:start w:val="1"/>
+      <w:numFmt w:val="bullet"/>
+      <w:lvlText w:val=""/>
+      <w:lvlJc w:val="left"/>
+      <w:pPr>
+        <w:tabs>
+          <w:tab w:val="num" w:pos="2880"/>
+        </w:tabs>
+        <w:ind w:left="2880" w:hanging="360"/>
+      </w:pPr>
+      <w:rPr>
+        <w:rFonts w:ascii="Wingdings" w:hAnsi="Wingdings" w:hint="default"/>
+        <w:sz w:val="20"/>
+      </w:rPr>
+    </w:lvl>
+    <w:lvl w:ilvl="4" w:tentative="1">
+      <w:start w:val="1"/>
+      <w:numFmt w:val="bullet"/>
+      <w:lvlText w:val=""/>
+      <w:lvlJc w:val="left"/>
+      <w:pPr>
+        <w:tabs>
+          <w:tab w:val="num" w:pos="3600"/>
+        </w:tabs>
+        <w:ind w:left="3600" w:hanging="360"/>
+      </w:pPr>
+      <w:rPr>
+        <w:rFonts w:ascii="Wingdings" w:hAnsi="Wingdings" w:hint="default"/>
+        <w:sz w:val="20"/>
+      </w:rPr>
+    </w:lvl>
+    <w:lvl w:ilvl="5" w:tentative="1">
+      <w:start w:val="1"/>
+      <w:numFmt w:val="bullet"/>
+      <w:lvlText w:val=""/>
+      <w:lvlJc w:val="left"/>
+      <w:pPr>
+        <w:tabs>
+          <w:tab w:val="num" w:pos="4320"/>
+        </w:tabs>
+        <w:ind w:left="4320" w:hanging="360"/>
+      </w:pPr>
+      <w:rPr>
+        <w:rFonts w:ascii="Wingdings" w:hAnsi="Wingdings" w:hint="default"/>
+        <w:sz w:val="20"/>
+      </w:rPr>
+    </w:lvl>
+    <w:lvl w:ilvl="6" w:tentative="1">
+      <w:start w:val="1"/>
+      <w:numFmt w:val="bullet"/>
+      <w:lvlText w:val=""/>
+      <w:lvlJc w:val="left"/>
+      <w:pPr>
+        <w:tabs>
+          <w:tab w:val="num" w:pos="5040"/>
+        </w:tabs>
+        <w:ind w:left="5040" w:hanging="360"/>
+      </w:pPr>
+      <w:rPr>
+        <w:rFonts w:ascii="Wingdings" w:hAnsi="Wingdings" w:hint="default"/>
+        <w:sz w:val="20"/>
+      </w:rPr>
+    </w:lvl>
+    <w:lvl w:ilvl="7" w:tentative="1">
+      <w:start w:val="1"/>
+      <w:numFmt w:val="bullet"/>
+      <w:lvlText w:val=""/>
+      <w:lvlJc w:val="left"/>
+      <w:pPr>
+        <w:tabs>
+          <w:tab w:val="num" w:pos="5760"/>
+        </w:tabs>
+        <w:ind w:left="5760" w:hanging="360"/>
+      </w:pPr>
+      <w:rPr>
+        <w:rFonts w:ascii="Wingdings" w:hAnsi="Wingdings" w:hint="default"/>
+        <w:sz w:val="20"/>
+      </w:rPr>
+    </w:lvl>
+    <w:lvl w:ilvl="8" w:tentative="1">
+      <w:start w:val="1"/>
+      <w:numFmt w:val="bullet"/>
+      <w:lvlText w:val=""/>
+      <w:lvlJc w:val="left"/>
+      <w:pPr>
+        <w:tabs>
+          <w:tab w:val="num" w:pos="6480"/>
+        </w:tabs>
+        <w:ind w:left="6480" w:hanging="360"/>
+      </w:pPr>
+      <w:rPr>
+        <w:rFonts w:ascii="Wingdings" w:hAnsi="Wingdings" w:hint="default"/>
+        <w:sz w:val="20"/>
+      </w:rPr>
+    </w:lvl>
+  </w:abstractNum>
+  <w:abstractNum w:abstractNumId="1" w15:restartNumberingAfterBreak="0">
+    <w:nsid w:val="1BAA0D20"/>
+    <w:multiLevelType w:val="multilevel"/>
+    <w:tmpl w:val="7EA02CD8"/>
+    <w:lvl w:ilvl="0">
+      <w:start w:val="1"/>
+      <w:numFmt w:val="bullet"/>
+      <w:lvlText w:val=""/>
+      <w:lvlJc w:val="left"/>
+      <w:pPr>
+        <w:tabs>
+          <w:tab w:val="num" w:pos="720"/>
+        </w:tabs>
+        <w:ind w:left="720" w:hanging="360"/>
+      </w:pPr>
+      <w:rPr>
+        <w:rFonts w:ascii="Symbol" w:hAnsi="Symbol" w:hint="default"/>
+        <w:sz w:val="20"/>
+      </w:rPr>
+    </w:lvl>
+    <w:lvl w:ilvl="1" w:tentative="1">
+      <w:start w:val="1"/>
+      <w:numFmt w:val="bullet"/>
+      <w:lvlText w:val="o"/>
+      <w:lvlJc w:val="left"/>
+      <w:pPr>
+        <w:tabs>
+          <w:tab w:val="num" w:pos="1440"/>
+        </w:tabs>
+        <w:ind w:left="1440" w:hanging="360"/>
+      </w:pPr>
+      <w:rPr>
+        <w:rFonts w:ascii="Courier New" w:hAnsi="Courier New" w:hint="default"/>
+        <w:sz w:val="20"/>
+      </w:rPr>
+    </w:lvl>
+    <w:lvl w:ilvl="2" w:tentative="1">
+      <w:start w:val="1"/>
+      <w:numFmt w:val="bullet"/>
+      <w:lvlText w:val=""/>
+      <w:lvlJc w:val="left"/>
+      <w:pPr>
+        <w:tabs>
+          <w:tab w:val="num" w:pos="2160"/>
+        </w:tabs>
+        <w:ind w:left="2160" w:hanging="360"/>
+      </w:pPr>
+      <w:rPr>
+        <w:rFonts w:ascii="Wingdings" w:hAnsi="Wingdings" w:hint="default"/>
+        <w:sz w:val="20"/>
+      </w:rPr>
+    </w:lvl>
+    <w:lvl w:ilvl="3" w:tentative="1">
+      <w:start w:val="1"/>
+      <w:numFmt w:val="bullet"/>
+      <w:lvlText w:val=""/>
+      <w:lvlJc w:val="left"/>
+      <w:pPr>
+        <w:tabs>
+          <w:tab w:val="num" w:pos="2880"/>
+        </w:tabs>
+        <w:ind w:left="2880" w:hanging="360"/>
+      </w:pPr>
+      <w:rPr>
+        <w:rFonts w:ascii="Wingdings" w:hAnsi="Wingdings" w:hint="default"/>
+        <w:sz w:val="20"/>
+      </w:rPr>
+    </w:lvl>
+    <w:lvl w:ilvl="4" w:tentative="1">
+      <w:start w:val="1"/>
+      <w:numFmt w:val="bullet"/>
+      <w:lvlText w:val=""/>
+      <w:lvlJc w:val="left"/>
+      <w:pPr>
+        <w:tabs>
+          <w:tab w:val="num" w:pos="3600"/>
+        </w:tabs>
+        <w:ind w:left="3600" w:hanging="360"/>
+      </w:pPr>
+      <w:rPr>
+        <w:rFonts w:ascii="Wingdings" w:hAnsi="Wingdings" w:hint="default"/>
+        <w:sz w:val="20"/>
+      </w:rPr>
+    </w:lvl>
+    <w:lvl w:ilvl="5" w:tentative="1">
+      <w:start w:val="1"/>
+      <w:numFmt w:val="bullet"/>
+      <w:lvlText w:val=""/>
+      <w:lvlJc w:val="left"/>
+      <w:pPr>
+        <w:tabs>
+          <w:tab w:val="num" w:pos="4320"/>
+        </w:tabs>
+        <w:ind w:left="4320" w:hanging="360"/>
+      </w:pPr>
+      <w:rPr>
+        <w:rFonts w:ascii="Wingdings" w:hAnsi="Wingdings" w:hint="default"/>
+        <w:sz w:val="20"/>
+      </w:rPr>
+    </w:lvl>
+    <w:lvl w:ilvl="6" w:tentative="1">
+      <w:start w:val="1"/>
+      <w:numFmt w:val="bullet"/>
+      <w:lvlText w:val=""/>
+      <w:lvlJc w:val="left"/>
+      <w:pPr>
+        <w:tabs>
+          <w:tab w:val="num" w:pos="5040"/>
+        </w:tabs>
+        <w:ind w:left="5040" w:hanging="360"/>
+      </w:pPr>
+      <w:rPr>
+        <w:rFonts w:ascii="Wingdings" w:hAnsi="Wingdings" w:hint="default"/>
+        <w:sz w:val="20"/>
+      </w:rPr>
+    </w:lvl>
+    <w:lvl w:ilvl="7" w:tentative="1">
+      <w:start w:val="1"/>
+      <w:numFmt w:val="bullet"/>
+      <w:lvlText w:val=""/>
+      <w:lvlJc w:val="left"/>
+      <w:pPr>
+        <w:tabs>
+          <w:tab w:val="num" w:pos="5760"/>
+        </w:tabs>
+        <w:ind w:left="5760" w:hanging="360"/>
+      </w:pPr>
+      <w:rPr>
+        <w:rFonts w:ascii="Wingdings" w:hAnsi="Wingdings" w:hint="default"/>
+        <w:sz w:val="20"/>
+      </w:rPr>
+    </w:lvl>
+    <w:lvl w:ilvl="8" w:tentative="1">
+      <w:start w:val="1"/>
+      <w:numFmt w:val="bullet"/>
+      <w:lvlText w:val=""/>
+      <w:lvlJc w:val="left"/>
+      <w:pPr>
+        <w:tabs>
+          <w:tab w:val="num" w:pos="6480"/>
+        </w:tabs>
+        <w:ind w:left="6480" w:hanging="360"/>
+      </w:pPr>
+      <w:rPr>
+        <w:rFonts w:ascii="Wingdings" w:hAnsi="Wingdings" w:hint="default"/>
+        <w:sz w:val="20"/>
+      </w:rPr>
+    </w:lvl>
+  </w:abstractNum>
+  <w:abstractNum w:abstractNumId="2" w15:restartNumberingAfterBreak="0">
+    <w:nsid w:val="1D6D1612"/>
+    <w:multiLevelType w:val="multilevel"/>
+    <w:tmpl w:val="F0CEC1F4"/>
+    <w:lvl w:ilvl="0">
+      <w:start w:val="1"/>
+      <w:numFmt w:val="decimal"/>
+      <w:lvlText w:val="%1."/>
+      <w:lvlJc w:val="left"/>
+      <w:pPr>
+        <w:tabs>
+          <w:tab w:val="num" w:pos="720"/>
+        </w:tabs>
+        <w:ind w:left="720" w:hanging="360"/>
+      </w:pPr>
+    </w:lvl>
+    <w:lvl w:ilvl="1" w:tentative="1">
+      <w:start w:val="1"/>
+      <w:numFmt w:val="decimal"/>
+      <w:lvlText w:val="%2."/>
+      <w:lvlJc w:val="left"/>
+      <w:pPr>
+        <w:tabs>
+          <w:tab w:val="num" w:pos="1440"/>
+        </w:tabs>
+        <w:ind w:left="1440" w:hanging="360"/>
+      </w:pPr>
+    </w:lvl>
+    <w:lvl w:ilvl="2" w:tentative="1">
+      <w:start w:val="1"/>
+      <w:numFmt w:val="decimal"/>
+      <w:lvlText w:val="%3."/>
+      <w:lvlJc w:val="left"/>
+      <w:pPr>
+        <w:tabs>
+          <w:tab w:val="num" w:pos="2160"/>
+        </w:tabs>
+        <w:ind w:left="2160" w:hanging="360"/>
+      </w:pPr>
+    </w:lvl>
+    <w:lvl w:ilvl="3" w:tentative="1">
+      <w:start w:val="1"/>
+      <w:numFmt w:val="decimal"/>
+      <w:lvlText w:val="%4."/>
+      <w:lvlJc w:val="left"/>
+      <w:pPr>
+        <w:tabs>
+          <w:tab w:val="num" w:pos="2880"/>
+        </w:tabs>
+        <w:ind w:left="2880" w:hanging="360"/>
+      </w:pPr>
+    </w:lvl>
+    <w:lvl w:ilvl="4" w:tentative="1">
+      <w:start w:val="1"/>
+      <w:numFmt w:val="decimal"/>
+      <w:lvlText w:val="%5."/>
+      <w:lvlJc w:val="left"/>
+      <w:pPr>
+        <w:tabs>
+          <w:tab w:val="num" w:pos="3600"/>
+        </w:tabs>
+        <w:ind w:left="3600" w:hanging="360"/>
+      </w:pPr>
+    </w:lvl>
+    <w:lvl w:ilvl="5" w:tentative="1">
+      <w:start w:val="1"/>
+      <w:numFmt w:val="decimal"/>
+      <w:lvlText w:val="%6."/>
+      <w:lvlJc w:val="left"/>
+      <w:pPr>
+        <w:tabs>
+          <w:tab w:val="num" w:pos="4320"/>
+        </w:tabs>
+        <w:ind w:left="4320" w:hanging="360"/>
+      </w:pPr>
+    </w:lvl>
+    <w:lvl w:ilvl="6" w:tentative="1">
+      <w:start w:val="1"/>
+      <w:numFmt w:val="decimal"/>
+      <w:lvlText w:val="%7."/>
+      <w:lvlJc w:val="left"/>
+      <w:pPr>
+        <w:tabs>
+          <w:tab w:val="num" w:pos="5040"/>
+        </w:tabs>
+        <w:ind w:left="5040" w:hanging="360"/>
+      </w:pPr>
+    </w:lvl>
+    <w:lvl w:ilvl="7" w:tentative="1">
+      <w:start w:val="1"/>
+      <w:numFmt w:val="decimal"/>
+      <w:lvlText w:val="%8."/>
+      <w:lvlJc w:val="left"/>
+      <w:pPr>
+        <w:tabs>
+          <w:tab w:val="num" w:pos="5760"/>
+        </w:tabs>
+        <w:ind w:left="5760" w:hanging="360"/>
+      </w:pPr>
+    </w:lvl>
+    <w:lvl w:ilvl="8" w:tentative="1">
+      <w:start w:val="1"/>
+      <w:numFmt w:val="decimal"/>
+      <w:lvlText w:val="%9."/>
+      <w:lvlJc w:val="left"/>
+      <w:pPr>
+        <w:tabs>
+          <w:tab w:val="num" w:pos="6480"/>
+        </w:tabs>
+        <w:ind w:left="6480" w:hanging="360"/>
+      </w:pPr>
+    </w:lvl>
+  </w:abstractNum>
+  <w:abstractNum w:abstractNumId="3" w15:restartNumberingAfterBreak="0">
+    <w:nsid w:val="228177D4"/>
+    <w:multiLevelType w:val="multilevel"/>
+    <w:tmpl w:val="A71C6776"/>
+    <w:lvl w:ilvl="0">
+      <w:start w:val="1"/>
+      <w:numFmt w:val="bullet"/>
+      <w:lvlText w:val=""/>
+      <w:lvlJc w:val="left"/>
+      <w:pPr>
+        <w:tabs>
+          <w:tab w:val="num" w:pos="720"/>
+        </w:tabs>
+        <w:ind w:left="720" w:hanging="360"/>
+      </w:pPr>
+      <w:rPr>
+        <w:rFonts w:ascii="Symbol" w:hAnsi="Symbol" w:hint="default"/>
+        <w:sz w:val="20"/>
+      </w:rPr>
+    </w:lvl>
+    <w:lvl w:ilvl="1" w:tentative="1">
+      <w:start w:val="1"/>
+      <w:numFmt w:val="bullet"/>
+      <w:lvlText w:val="o"/>
+      <w:lvlJc w:val="left"/>
+      <w:pPr>
+        <w:tabs>
+          <w:tab w:val="num" w:pos="1440"/>
+        </w:tabs>
+        <w:ind w:left="1440" w:hanging="360"/>
+      </w:pPr>
+      <w:rPr>
+        <w:rFonts w:ascii="Courier New" w:hAnsi="Courier New" w:hint="default"/>
+        <w:sz w:val="20"/>
+      </w:rPr>
+    </w:lvl>
+    <w:lvl w:ilvl="2" w:tentative="1">
+      <w:start w:val="1"/>
+      <w:numFmt w:val="bullet"/>
+      <w:lvlText w:val=""/>
+      <w:lvlJc w:val="left"/>
+      <w:pPr>
+        <w:tabs>
+          <w:tab w:val="num" w:pos="2160"/>
+        </w:tabs>
+        <w:ind w:left="2160" w:hanging="360"/>
+      </w:pPr>
+      <w:rPr>
+        <w:rFonts w:ascii="Wingdings" w:hAnsi="Wingdings" w:hint="default"/>
+        <w:sz w:val="20"/>
+      </w:rPr>
+    </w:lvl>
+    <w:lvl w:ilvl="3" w:tentative="1">
+      <w:start w:val="1"/>
+      <w:numFmt w:val="bullet"/>
+      <w:lvlText w:val=""/>
+      <w:lvlJc w:val="left"/>
+      <w:pPr>
+        <w:tabs>
+          <w:tab w:val="num" w:pos="2880"/>
+        </w:tabs>
+        <w:ind w:left="2880" w:hanging="360"/>
+      </w:pPr>
+      <w:rPr>
+        <w:rFonts w:ascii="Wingdings" w:hAnsi="Wingdings" w:hint="default"/>
+        <w:sz w:val="20"/>
+      </w:rPr>
+    </w:lvl>
+    <w:lvl w:ilvl="4" w:tentative="1">
+      <w:start w:val="1"/>
+      <w:numFmt w:val="bullet"/>
+      <w:lvlText w:val=""/>
+      <w:lvlJc w:val="left"/>
+      <w:pPr>
+        <w:tabs>
+          <w:tab w:val="num" w:pos="3600"/>
+        </w:tabs>
+        <w:ind w:left="3600" w:hanging="360"/>
+      </w:pPr>
+      <w:rPr>
+        <w:rFonts w:ascii="Wingdings" w:hAnsi="Wingdings" w:hint="default"/>
+        <w:sz w:val="20"/>
+      </w:rPr>
+    </w:lvl>
+    <w:lvl w:ilvl="5" w:tentative="1">
+      <w:start w:val="1"/>
+      <w:numFmt w:val="bullet"/>
+      <w:lvlText w:val=""/>
+      <w:lvlJc w:val="left"/>
+      <w:pPr>
+        <w:tabs>
+          <w:tab w:val="num" w:pos="4320"/>
+        </w:tabs>
+        <w:ind w:left="4320" w:hanging="360"/>
+      </w:pPr>
+      <w:rPr>
+        <w:rFonts w:ascii="Wingdings" w:hAnsi="Wingdings" w:hint="default"/>
+        <w:sz w:val="20"/>
+      </w:rPr>
+    </w:lvl>
+    <w:lvl w:ilvl="6" w:tentative="1">
+      <w:start w:val="1"/>
+      <w:numFmt w:val="bullet"/>
+      <w:lvlText w:val=""/>
+      <w:lvlJc w:val="left"/>
+      <w:pPr>
+        <w:tabs>
+          <w:tab w:val="num" w:pos="5040"/>
+        </w:tabs>
+        <w:ind w:left="5040" w:hanging="360"/>
+      </w:pPr>
+      <w:rPr>
+        <w:rFonts w:ascii="Wingdings" w:hAnsi="Wingdings" w:hint="default"/>
+        <w:sz w:val="20"/>
+      </w:rPr>
+    </w:lvl>
+    <w:lvl w:ilvl="7" w:tentative="1">
+      <w:start w:val="1"/>
+      <w:numFmt w:val="bullet"/>
+      <w:lvlText w:val=""/>
+      <w:lvlJc w:val="left"/>
+      <w:pPr>
+        <w:tabs>
+          <w:tab w:val="num" w:pos="5760"/>
+        </w:tabs>
+        <w:ind w:left="5760" w:hanging="360"/>
+      </w:pPr>
+      <w:rPr>
+        <w:rFonts w:ascii="Wingdings" w:hAnsi="Wingdings" w:hint="default"/>
+        <w:sz w:val="20"/>
+      </w:rPr>
+    </w:lvl>
+    <w:lvl w:ilvl="8" w:tentative="1">
+      <w:start w:val="1"/>
+      <w:numFmt w:val="bullet"/>
+      <w:lvlText w:val=""/>
+      <w:lvlJc w:val="left"/>
+      <w:pPr>
+        <w:tabs>
+          <w:tab w:val="num" w:pos="6480"/>
+        </w:tabs>
+        <w:ind w:left="6480" w:hanging="360"/>
+      </w:pPr>
+      <w:rPr>
+        <w:rFonts w:ascii="Wingdings" w:hAnsi="Wingdings" w:hint="default"/>
+        <w:sz w:val="20"/>
+      </w:rPr>
+    </w:lvl>
+  </w:abstractNum>
+  <w:abstractNum w:abstractNumId="4" w15:restartNumberingAfterBreak="0">
+    <w:nsid w:val="2F6277C1"/>
+    <w:multiLevelType w:val="hybridMultilevel"/>
+    <w:tmpl w:val="73922E7E"/>
+    <w:lvl w:ilvl="0" w:tplc="0409000F">
+      <w:start w:val="1"/>
+      <w:numFmt w:val="decimal"/>
+      <w:lvlText w:val="%1."/>
+      <w:lvlJc w:val="left"/>
+      <w:pPr>
+        <w:ind w:left="720" w:hanging="360"/>
+      </w:pPr>
+      <w:rPr>
+        <w:rFonts w:hint="default"/>
+      </w:rPr>
+    </w:lvl>
+    <w:lvl w:ilvl="1" w:tplc="04090019" w:tentative="1">
+      <w:start w:val="1"/>
+      <w:numFmt w:val="lowerLetter"/>
+      <w:lvlText w:val="%2."/>
+      <w:lvlJc w:val="left"/>
+      <w:pPr>
+        <w:ind w:left="1440" w:hanging="360"/>
+      </w:pPr>
+    </w:lvl>
+    <w:lvl w:ilvl="2" w:tplc="0409001B" w:tentative="1">
+      <w:start w:val="1"/>
+      <w:numFmt w:val="lowerRoman"/>
+      <w:lvlText w:val="%3."/>
+      <w:lvlJc w:val="right"/>
+      <w:pPr>
+        <w:ind w:left="2160" w:hanging="180"/>
+      </w:pPr>
+    </w:lvl>
+    <w:lvl w:ilvl="3" w:tplc="0409000F" w:tentative="1">
+      <w:start w:val="1"/>
+      <w:numFmt w:val="decimal"/>
+      <w:lvlText w:val="%4."/>
+      <w:lvlJc w:val="left"/>
+      <w:pPr>
+        <w:ind w:left="2880" w:hanging="360"/>
+      </w:pPr>
+    </w:lvl>
+    <w:lvl w:ilvl="4" w:tplc="04090019" w:tentative="1">
+      <w:start w:val="1"/>
+      <w:numFmt w:val="lowerLetter"/>
+      <w:lvlText w:val="%5."/>
+      <w:lvlJc w:val="left"/>
+      <w:pPr>
+        <w:ind w:left="3600" w:hanging="360"/>
+      </w:pPr>
+    </w:lvl>
+    <w:lvl w:ilvl="5" w:tplc="0409001B" w:tentative="1">
+      <w:start w:val="1"/>
+      <w:numFmt w:val="lowerRoman"/>
+      <w:lvlText w:val="%6."/>
+      <w:lvlJc w:val="right"/>
+      <w:pPr>
+        <w:ind w:left="4320" w:hanging="180"/>
+      </w:pPr>
+    </w:lvl>
+    <w:lvl w:ilvl="6" w:tplc="0409000F" w:tentative="1">
+      <w:start w:val="1"/>
+      <w:numFmt w:val="decimal"/>
+      <w:lvlText w:val="%7."/>
+      <w:lvlJc w:val="left"/>
+      <w:pPr>
+        <w:ind w:left="5040" w:hanging="360"/>
+      </w:pPr>
+    </w:lvl>
+    <w:lvl w:ilvl="7" w:tplc="04090019" w:tentative="1">
+      <w:start w:val="1"/>
+      <w:numFmt w:val="lowerLetter"/>
+      <w:lvlText w:val="%8."/>
+      <w:lvlJc w:val="left"/>
+      <w:pPr>
+        <w:ind w:left="5760" w:hanging="360"/>
+      </w:pPr>
+    </w:lvl>
+    <w:lvl w:ilvl="8" w:tplc="0409001B" w:tentative="1">
+      <w:start w:val="1"/>
+      <w:numFmt w:val="lowerRoman"/>
+      <w:lvlText w:val="%9."/>
+      <w:lvlJc w:val="right"/>
+      <w:pPr>
+        <w:ind w:left="6480" w:hanging="180"/>
+      </w:pPr>
+    </w:lvl>
+  </w:abstractNum>
+  <w:abstractNum w:abstractNumId="5" w15:restartNumberingAfterBreak="0">
+    <w:nsid w:val="47747FCB"/>
+    <w:multiLevelType w:val="multilevel"/>
+    <w:tmpl w:val="C1904CCE"/>
+    <w:lvl w:ilvl="0">
+      <w:start w:val="1"/>
+      <w:numFmt w:val="bullet"/>
+      <w:lvlText w:val=""/>
+      <w:lvlJc w:val="left"/>
+      <w:pPr>
+        <w:tabs>
+          <w:tab w:val="num" w:pos="720"/>
+        </w:tabs>
+        <w:ind w:left="720" w:hanging="360"/>
+      </w:pPr>
+      <w:rPr>
+        <w:rFonts w:ascii="Symbol" w:hAnsi="Symbol" w:hint="default"/>
+        <w:sz w:val="20"/>
+      </w:rPr>
+    </w:lvl>
+    <w:lvl w:ilvl="1" w:tentative="1">
+      <w:start w:val="1"/>
+      <w:numFmt w:val="bullet"/>
+      <w:lvlText w:val="o"/>
+      <w:lvlJc w:val="left"/>
+      <w:pPr>
+        <w:tabs>
+          <w:tab w:val="num" w:pos="1440"/>
+        </w:tabs>
+        <w:ind w:left="1440" w:hanging="360"/>
+      </w:pPr>
+      <w:rPr>
+        <w:rFonts w:ascii="Courier New" w:hAnsi="Courier New" w:hint="default"/>
+        <w:sz w:val="20"/>
+      </w:rPr>
+    </w:lvl>
+    <w:lvl w:ilvl="2" w:tentative="1">
+      <w:start w:val="1"/>
+      <w:numFmt w:val="bullet"/>
+      <w:lvlText w:val=""/>
+      <w:lvlJc w:val="left"/>
+      <w:pPr>
+        <w:tabs>
+          <w:tab w:val="num" w:pos="2160"/>
+        </w:tabs>
+        <w:ind w:left="2160" w:hanging="360"/>
+      </w:pPr>
+      <w:rPr>
+        <w:rFonts w:ascii="Wingdings" w:hAnsi="Wingdings" w:hint="default"/>
+        <w:sz w:val="20"/>
+      </w:rPr>
+    </w:lvl>
+    <w:lvl w:ilvl="3" w:tentative="1">
+      <w:start w:val="1"/>
+      <w:numFmt w:val="bullet"/>
+      <w:lvlText w:val=""/>
+      <w:lvlJc w:val="left"/>
+      <w:pPr>
+        <w:tabs>
+          <w:tab w:val="num" w:pos="2880"/>
+        </w:tabs>
+        <w:ind w:left="2880" w:hanging="360"/>
+      </w:pPr>
+      <w:rPr>
+        <w:rFonts w:ascii="Wingdings" w:hAnsi="Wingdings" w:hint="default"/>
+        <w:sz w:val="20"/>
+      </w:rPr>
+    </w:lvl>
+    <w:lvl w:ilvl="4" w:tentative="1">
+      <w:start w:val="1"/>
+      <w:numFmt w:val="bullet"/>
+      <w:lvlText w:val=""/>
+      <w:lvlJc w:val="left"/>
+      <w:pPr>
+        <w:tabs>
+          <w:tab w:val="num" w:pos="3600"/>
+        </w:tabs>
+        <w:ind w:left="3600" w:hanging="360"/>
+      </w:pPr>
+      <w:rPr>
+        <w:rFonts w:ascii="Wingdings" w:hAnsi="Wingdings" w:hint="default"/>
+        <w:sz w:val="20"/>
+      </w:rPr>
+    </w:lvl>
+    <w:lvl w:ilvl="5" w:tentative="1">
+      <w:start w:val="1"/>
+      <w:numFmt w:val="bullet"/>
+      <w:lvlText w:val=""/>
+      <w:lvlJc w:val="left"/>
+      <w:pPr>
+        <w:tabs>
+          <w:tab w:val="num" w:pos="4320"/>
+        </w:tabs>
+        <w:ind w:left="4320" w:hanging="360"/>
+      </w:pPr>
+      <w:rPr>
+        <w:rFonts w:ascii="Wingdings" w:hAnsi="Wingdings" w:hint="default"/>
+        <w:sz w:val="20"/>
+      </w:rPr>
+    </w:lvl>
+    <w:lvl w:ilvl="6" w:tentative="1">
+      <w:start w:val="1"/>
+      <w:numFmt w:val="bullet"/>
+      <w:lvlText w:val=""/>
+      <w:lvlJc w:val="left"/>
+      <w:pPr>
+        <w:tabs>
+          <w:tab w:val="num" w:pos="5040"/>
+        </w:tabs>
+        <w:ind w:left="5040" w:hanging="360"/>
+      </w:pPr>
+      <w:rPr>
+        <w:rFonts w:ascii="Wingdings" w:hAnsi="Wingdings" w:hint="default"/>
+        <w:sz w:val="20"/>
+      </w:rPr>
+    </w:lvl>
+    <w:lvl w:ilvl="7" w:tentative="1">
+      <w:start w:val="1"/>
+      <w:numFmt w:val="bullet"/>
+      <w:lvlText w:val=""/>
+      <w:lvlJc w:val="left"/>
+      <w:pPr>
+        <w:tabs>
+          <w:tab w:val="num" w:pos="5760"/>
+        </w:tabs>
+        <w:ind w:left="5760" w:hanging="360"/>
+      </w:pPr>
+      <w:rPr>
+        <w:rFonts w:ascii="Wingdings" w:hAnsi="Wingdings" w:hint="default"/>
+        <w:sz w:val="20"/>
+      </w:rPr>
+    </w:lvl>
+    <w:lvl w:ilvl="8" w:tentative="1">
+      <w:start w:val="1"/>
+      <w:numFmt w:val="bullet"/>
+      <w:lvlText w:val=""/>
+      <w:lvlJc w:val="left"/>
+      <w:pPr>
+        <w:tabs>
+          <w:tab w:val="num" w:pos="6480"/>
+        </w:tabs>
+        <w:ind w:left="6480" w:hanging="360"/>
+      </w:pPr>
+      <w:rPr>
+        <w:rFonts w:ascii="Wingdings" w:hAnsi="Wingdings" w:hint="default"/>
+        <w:sz w:val="20"/>
+      </w:rPr>
+    </w:lvl>
+  </w:abstractNum>
+  <w:abstractNum w:abstractNumId="6" w15:restartNumberingAfterBreak="0">
+    <w:nsid w:val="5A623799"/>
+    <w:multiLevelType w:val="multilevel"/>
+    <w:tmpl w:val="6C30FF74"/>
+    <w:lvl w:ilvl="0">
+      <w:start w:val="1"/>
+      <w:numFmt w:val="bullet"/>
+      <w:lvlText w:val=""/>
+      <w:lvlJc w:val="left"/>
+      <w:pPr>
+        <w:tabs>
+          <w:tab w:val="num" w:pos="720"/>
+        </w:tabs>
+        <w:ind w:left="720" w:hanging="360"/>
+      </w:pPr>
+      <w:rPr>
+        <w:rFonts w:ascii="Symbol" w:hAnsi="Symbol" w:hint="default"/>
+        <w:sz w:val="20"/>
+      </w:rPr>
+    </w:lvl>
+    <w:lvl w:ilvl="1" w:tentative="1">
+      <w:start w:val="1"/>
+      <w:numFmt w:val="bullet"/>
+      <w:lvlText w:val="o"/>
+      <w:lvlJc w:val="left"/>
+      <w:pPr>
+        <w:tabs>
+          <w:tab w:val="num" w:pos="1440"/>
+        </w:tabs>
+        <w:ind w:left="1440" w:hanging="360"/>
+      </w:pPr>
+      <w:rPr>
+        <w:rFonts w:ascii="Courier New" w:hAnsi="Courier New" w:hint="default"/>
+        <w:sz w:val="20"/>
+      </w:rPr>
+    </w:lvl>
+    <w:lvl w:ilvl="2" w:tentative="1">
+      <w:start w:val="1"/>
+      <w:numFmt w:val="bullet"/>
+      <w:lvlText w:val=""/>
+      <w:lvlJc w:val="left"/>
+      <w:pPr>
+        <w:tabs>
+          <w:tab w:val="num" w:pos="2160"/>
+        </w:tabs>
+        <w:ind w:left="2160" w:hanging="360"/>
+      </w:pPr>
+      <w:rPr>
+        <w:rFonts w:ascii="Wingdings" w:hAnsi="Wingdings" w:hint="default"/>
+        <w:sz w:val="20"/>
+      </w:rPr>
+    </w:lvl>
+    <w:lvl w:ilvl="3" w:tentative="1">
+      <w:start w:val="1"/>
+      <w:numFmt w:val="bullet"/>
+      <w:lvlText w:val=""/>
+      <w:lvlJc w:val="left"/>
+      <w:pPr>
+        <w:tabs>
+          <w:tab w:val="num" w:pos="2880"/>
+        </w:tabs>
+        <w:ind w:left="2880" w:hanging="360"/>
+      </w:pPr>
+      <w:rPr>
+        <w:rFonts w:ascii="Wingdings" w:hAnsi="Wingdings" w:hint="default"/>
+        <w:sz w:val="20"/>
+      </w:rPr>
+    </w:lvl>
+    <w:lvl w:ilvl="4" w:tentative="1">
+      <w:start w:val="1"/>
+      <w:numFmt w:val="bullet"/>
+      <w:lvlText w:val=""/>
+      <w:lvlJc w:val="left"/>
+      <w:pPr>
+        <w:tabs>
+          <w:tab w:val="num" w:pos="3600"/>
+        </w:tabs>
+        <w:ind w:left="3600" w:hanging="360"/>
+      </w:pPr>
+      <w:rPr>
+        <w:rFonts w:ascii="Wingdings" w:hAnsi="Wingdings" w:hint="default"/>
+        <w:sz w:val="20"/>
+      </w:rPr>
+    </w:lvl>
+    <w:lvl w:ilvl="5" w:tentative="1">
+      <w:start w:val="1"/>
+      <w:numFmt w:val="bullet"/>
+      <w:lvlText w:val=""/>
+      <w:lvlJc w:val="left"/>
+      <w:pPr>
+        <w:tabs>
+          <w:tab w:val="num" w:pos="4320"/>
+        </w:tabs>
+        <w:ind w:left="4320" w:hanging="360"/>
+      </w:pPr>
+      <w:rPr>
+        <w:rFonts w:ascii="Wingdings" w:hAnsi="Wingdings" w:hint="default"/>
+        <w:sz w:val="20"/>
+      </w:rPr>
+    </w:lvl>
+    <w:lvl w:ilvl="6" w:tentative="1">
+      <w:start w:val="1"/>
+      <w:numFmt w:val="bullet"/>
+      <w:lvlText w:val=""/>
+      <w:lvlJc w:val="left"/>
+      <w:pPr>
+        <w:tabs>
+          <w:tab w:val="num" w:pos="5040"/>
+        </w:tabs>
+        <w:ind w:left="5040" w:hanging="360"/>
+      </w:pPr>
+      <w:rPr>
+        <w:rFonts w:ascii="Wingdings" w:hAnsi="Wingdings" w:hint="default"/>
+        <w:sz w:val="20"/>
+      </w:rPr>
+    </w:lvl>
+    <w:lvl w:ilvl="7" w:tentative="1">
+      <w:start w:val="1"/>
+      <w:numFmt w:val="bullet"/>
+      <w:lvlText w:val=""/>
+      <w:lvlJc w:val="left"/>
+      <w:pPr>
+        <w:tabs>
+          <w:tab w:val="num" w:pos="5760"/>
+        </w:tabs>
+        <w:ind w:left="5760" w:hanging="360"/>
+      </w:pPr>
+      <w:rPr>
+        <w:rFonts w:ascii="Wingdings" w:hAnsi="Wingdings" w:hint="default"/>
+        <w:sz w:val="20"/>
+      </w:rPr>
+    </w:lvl>
+    <w:lvl w:ilvl="8" w:tentative="1">
+      <w:start w:val="1"/>
+      <w:numFmt w:val="bullet"/>
+      <w:lvlText w:val=""/>
+      <w:lvlJc w:val="left"/>
+      <w:pPr>
+        <w:tabs>
+          <w:tab w:val="num" w:pos="6480"/>
+        </w:tabs>
+        <w:ind w:left="6480" w:hanging="360"/>
+      </w:pPr>
+      <w:rPr>
+        <w:rFonts w:ascii="Wingdings" w:hAnsi="Wingdings" w:hint="default"/>
+        <w:sz w:val="20"/>
+      </w:rPr>
+    </w:lvl>
+  </w:abstractNum>
+  <w:abstractNum w:abstractNumId="7" w15:restartNumberingAfterBreak="0">
+    <w:nsid w:val="78A946F5"/>
+    <w:multiLevelType w:val="hybridMultilevel"/>
+    <w:tmpl w:val="CE30A930"/>
+    <w:lvl w:ilvl="0" w:tplc="0409000F">
+      <w:start w:val="1"/>
+      <w:numFmt w:val="decimal"/>
+      <w:lvlText w:val="%1."/>
+      <w:lvlJc w:val="left"/>
+      <w:pPr>
+        <w:ind w:left="720" w:hanging="360"/>
+      </w:pPr>
+      <w:rPr>
+        <w:rFonts w:hint="default"/>
+      </w:rPr>
+    </w:lvl>
+    <w:lvl w:ilvl="1" w:tplc="04090019" w:tentative="1">
+      <w:start w:val="1"/>
+      <w:numFmt w:val="lowerLetter"/>
+      <w:lvlText w:val="%2."/>
+      <w:lvlJc w:val="left"/>
+      <w:pPr>
+        <w:ind w:left="1440" w:hanging="360"/>
+      </w:pPr>
+    </w:lvl>
+    <w:lvl w:ilvl="2" w:tplc="0409001B" w:tentative="1">
+      <w:start w:val="1"/>
+      <w:numFmt w:val="lowerRoman"/>
+      <w:lvlText w:val="%3."/>
+      <w:lvlJc w:val="right"/>
+      <w:pPr>
+        <w:ind w:left="2160" w:hanging="180"/>
+      </w:pPr>
+    </w:lvl>
+    <w:lvl w:ilvl="3" w:tplc="0409000F" w:tentative="1">
+      <w:start w:val="1"/>
+      <w:numFmt w:val="decimal"/>
+      <w:lvlText w:val="%4."/>
+      <w:lvlJc w:val="left"/>
+      <w:pPr>
+        <w:ind w:left="2880" w:hanging="360"/>
+      </w:pPr>
+    </w:lvl>
+    <w:lvl w:ilvl="4" w:tplc="04090019" w:tentative="1">
+      <w:start w:val="1"/>
+      <w:numFmt w:val="lowerLetter"/>
+      <w:lvlText w:val="%5."/>
+      <w:lvlJc w:val="left"/>
+      <w:pPr>
+        <w:ind w:left="3600" w:hanging="360"/>
+      </w:pPr>
+    </w:lvl>
+    <w:lvl w:ilvl="5" w:tplc="0409001B" w:tentative="1">
+      <w:start w:val="1"/>
+      <w:numFmt w:val="lowerRoman"/>
+      <w:lvlText w:val="%6."/>
+      <w:lvlJc w:val="right"/>
+      <w:pPr>
+        <w:ind w:left="4320" w:hanging="180"/>
+      </w:pPr>
+    </w:lvl>
+    <w:lvl w:ilvl="6" w:tplc="0409000F" w:tentative="1">
+      <w:start w:val="1"/>
+      <w:numFmt w:val="decimal"/>
+      <w:lvlText w:val="%7."/>
+      <w:lvlJc w:val="left"/>
+      <w:pPr>
+        <w:ind w:left="5040" w:hanging="360"/>
+      </w:pPr>
+    </w:lvl>
+    <w:lvl w:ilvl="7" w:tplc="04090019" w:tentative="1">
+      <w:start w:val="1"/>
+      <w:numFmt w:val="lowerLetter"/>
+      <w:lvlText w:val="%8."/>
+      <w:lvlJc w:val="left"/>
+      <w:pPr>
+        <w:ind w:left="5760" w:hanging="360"/>
+      </w:pPr>
+    </w:lvl>
+    <w:lvl w:ilvl="8" w:tplc="0409001B" w:tentative="1">
+      <w:start w:val="1"/>
+      <w:numFmt w:val="lowerRoman"/>
+      <w:lvlText w:val="%9."/>
+      <w:lvlJc w:val="right"/>
+      <w:pPr>
+        <w:ind w:left="6480" w:hanging="180"/>
+      </w:pPr>
+    </w:lvl>
+  </w:abstractNum>
+  <w:abstractNum w:abstractNumId="8" w15:restartNumberingAfterBreak="0">
+    <w:nsid w:val="797B3111"/>
+    <w:multiLevelType w:val="multilevel"/>
+    <w:tmpl w:val="2C74BB3E"/>
+    <w:lvl w:ilvl="0">
+      <w:start w:val="1"/>
+      <w:numFmt w:val="bullet"/>
+      <w:lvlText w:val=""/>
+      <w:lvlJc w:val="left"/>
+      <w:pPr>
+        <w:tabs>
+          <w:tab w:val="num" w:pos="720"/>
+        </w:tabs>
+        <w:ind w:left="720" w:hanging="360"/>
+      </w:pPr>
+      <w:rPr>
+        <w:rFonts w:ascii="Symbol" w:hAnsi="Symbol" w:hint="default"/>
+        <w:sz w:val="20"/>
+      </w:rPr>
+    </w:lvl>
+    <w:lvl w:ilvl="1" w:tentative="1">
+      <w:start w:val="1"/>
+      <w:numFmt w:val="bullet"/>
+      <w:lvlText w:val="o"/>
+      <w:lvlJc w:val="left"/>
+      <w:pPr>
+        <w:tabs>
+          <w:tab w:val="num" w:pos="1440"/>
+        </w:tabs>
+        <w:ind w:left="1440" w:hanging="360"/>
+      </w:pPr>
+      <w:rPr>
+        <w:rFonts w:ascii="Courier New" w:hAnsi="Courier New" w:hint="default"/>
+        <w:sz w:val="20"/>
+      </w:rPr>
+    </w:lvl>
+    <w:lvl w:ilvl="2" w:tentative="1">
+      <w:start w:val="1"/>
+      <w:numFmt w:val="bullet"/>
+      <w:lvlText w:val=""/>
+      <w:lvlJc w:val="left"/>
+      <w:pPr>
+        <w:tabs>
+          <w:tab w:val="num" w:pos="2160"/>
+        </w:tabs>
+        <w:ind w:left="2160" w:hanging="360"/>
+      </w:pPr>
+      <w:rPr>
+        <w:rFonts w:ascii="Wingdings" w:hAnsi="Wingdings" w:hint="default"/>
+        <w:sz w:val="20"/>
+      </w:rPr>
+    </w:lvl>
+    <w:lvl w:ilvl="3" w:tentative="1">
+      <w:start w:val="1"/>
+      <w:numFmt w:val="bullet"/>
+      <w:lvlText w:val=""/>
+      <w:lvlJc w:val="left"/>
+      <w:pPr>
+        <w:tabs>
+          <w:tab w:val="num" w:pos="2880"/>
+        </w:tabs>
+        <w:ind w:left="2880" w:hanging="360"/>
+      </w:pPr>
+      <w:rPr>
+        <w:rFonts w:ascii="Wingdings" w:hAnsi="Wingdings" w:hint="default"/>
+        <w:sz w:val="20"/>
+      </w:rPr>
+    </w:lvl>
+    <w:lvl w:ilvl="4" w:tentative="1">
+      <w:start w:val="1"/>
+      <w:numFmt w:val="bullet"/>
+      <w:lvlText w:val=""/>
+      <w:lvlJc w:val="left"/>
+      <w:pPr>
+        <w:tabs>
+          <w:tab w:val="num" w:pos="3600"/>
+        </w:tabs>
+        <w:ind w:left="3600" w:hanging="360"/>
+      </w:pPr>
+      <w:rPr>
+        <w:rFonts w:ascii="Wingdings" w:hAnsi="Wingdings" w:hint="default"/>
+        <w:sz w:val="20"/>
+      </w:rPr>
+    </w:lvl>
+    <w:lvl w:ilvl="5" w:tentative="1">
+      <w:start w:val="1"/>
+      <w:numFmt w:val="bullet"/>
+      <w:lvlText w:val=""/>
+      <w:lvlJc w:val="left"/>
+      <w:pPr>
+        <w:tabs>
+          <w:tab w:val="num" w:pos="4320"/>
+        </w:tabs>
+        <w:ind w:left="4320" w:hanging="360"/>
+      </w:pPr>
+      <w:rPr>
+        <w:rFonts w:ascii="Wingdings" w:hAnsi="Wingdings" w:hint="default"/>
+        <w:sz w:val="20"/>
+      </w:rPr>
+    </w:lvl>
+    <w:lvl w:ilvl="6" w:tentative="1">
+      <w:start w:val="1"/>
+      <w:numFmt w:val="bullet"/>
+      <w:lvlText w:val=""/>
+      <w:lvlJc w:val="left"/>
+      <w:pPr>
+        <w:tabs>
+          <w:tab w:val="num" w:pos="5040"/>
+        </w:tabs>
+        <w:ind w:left="5040" w:hanging="360"/>
+      </w:pPr>
+      <w:rPr>
+        <w:rFonts w:ascii="Wingdings" w:hAnsi="Wingdings" w:hint="default"/>
+        <w:sz w:val="20"/>
+      </w:rPr>
+    </w:lvl>
+    <w:lvl w:ilvl="7" w:tentative="1">
+      <w:start w:val="1"/>
+      <w:numFmt w:val="bullet"/>
+      <w:lvlText w:val=""/>
+      <w:lvlJc w:val="left"/>
+      <w:pPr>
+        <w:tabs>
+          <w:tab w:val="num" w:pos="5760"/>
+        </w:tabs>
+        <w:ind w:left="5760" w:hanging="360"/>
+      </w:pPr>
+      <w:rPr>
+        <w:rFonts w:ascii="Wingdings" w:hAnsi="Wingdings" w:hint="default"/>
+        <w:sz w:val="20"/>
+      </w:rPr>
+    </w:lvl>
+    <w:lvl w:ilvl="8" w:tentative="1">
+      <w:start w:val="1"/>
+      <w:numFmt w:val="bullet"/>
+      <w:lvlText w:val=""/>
+      <w:lvlJc w:val="left"/>
+      <w:pPr>
+        <w:tabs>
+          <w:tab w:val="num" w:pos="6480"/>
+        </w:tabs>
+        <w:ind w:left="6480" w:hanging="360"/>
+      </w:pPr>
+      <w:rPr>
+        <w:rFonts w:ascii="Wingdings" w:hAnsi="Wingdings" w:hint="default"/>
+        <w:sz w:val="20"/>
+      </w:rPr>
+    </w:lvl>
+  </w:abstractNum>
+  <w:num w:numId="1" w16cid:durableId="1057556294">
+    <w:abstractNumId w:val="3"/>
+  </w:num>
+  <w:num w:numId="2" w16cid:durableId="1302543960">
+    <w:abstractNumId w:val="0"/>
+  </w:num>
+  <w:num w:numId="3" w16cid:durableId="845553582">
+    <w:abstractNumId w:val="2"/>
+  </w:num>
+  <w:num w:numId="4" w16cid:durableId="1887181178">
+    <w:abstractNumId w:val="1"/>
+  </w:num>
+  <w:num w:numId="5" w16cid:durableId="2029601810">
+    <w:abstractNumId w:val="5"/>
+  </w:num>
+  <w:num w:numId="6" w16cid:durableId="1389954807">
+    <w:abstractNumId w:val="6"/>
+  </w:num>
+  <w:num w:numId="7" w16cid:durableId="774598094">
+    <w:abstractNumId w:val="4"/>
+  </w:num>
+  <w:num w:numId="8" w16cid:durableId="400251">
+    <w:abstractNumId w:val="7"/>
+  </w:num>
+  <w:num w:numId="9" w16cid:durableId="2012484630">
+    <w:abstractNumId w:val="8"/>
+  </w:num>
+</w:numbering>
 </file>
 
 <file path=word/styles.xml><?xml version="1.0" encoding="utf-8"?>
@@ -657,7 +2720,7 @@
     <w:link w:val="Heading1Char"/>
     <w:uiPriority w:val="9"/>
     <w:qFormat/>
-    <w:rsid w:val="00B45251"/>
+    <w:rsid w:val="005B2FF8"/>
     <w:pPr>
       <w:keepNext/>
       <w:keepLines/>
@@ -680,7 +2743,7 @@
     <w:semiHidden/>
     <w:unhideWhenUsed/>
     <w:qFormat/>
-    <w:rsid w:val="00B45251"/>
+    <w:rsid w:val="005B2FF8"/>
     <w:pPr>
       <w:keepNext/>
       <w:keepLines/>
@@ -703,7 +2766,7 @@
     <w:semiHidden/>
     <w:unhideWhenUsed/>
     <w:qFormat/>
-    <w:rsid w:val="00B45251"/>
+    <w:rsid w:val="005B2FF8"/>
     <w:pPr>
       <w:keepNext/>
       <w:keepLines/>
@@ -726,7 +2789,7 @@
     <w:semiHidden/>
     <w:unhideWhenUsed/>
     <w:qFormat/>
-    <w:rsid w:val="00B45251"/>
+    <w:rsid w:val="005B2FF8"/>
     <w:pPr>
       <w:keepNext/>
       <w:keepLines/>
@@ -749,7 +2812,7 @@
     <w:semiHidden/>
     <w:unhideWhenUsed/>
     <w:qFormat/>
-    <w:rsid w:val="00B45251"/>
+    <w:rsid w:val="005B2FF8"/>
     <w:pPr>
       <w:keepNext/>
       <w:keepLines/>
@@ -770,7 +2833,7 @@
     <w:semiHidden/>
     <w:unhideWhenUsed/>
     <w:qFormat/>
-    <w:rsid w:val="00B45251"/>
+    <w:rsid w:val="005B2FF8"/>
     <w:pPr>
       <w:keepNext/>
       <w:keepLines/>
@@ -793,7 +2856,7 @@
     <w:semiHidden/>
     <w:unhideWhenUsed/>
     <w:qFormat/>
-    <w:rsid w:val="00B45251"/>
+    <w:rsid w:val="005B2FF8"/>
     <w:pPr>
       <w:keepNext/>
       <w:keepLines/>
@@ -814,7 +2877,7 @@
     <w:semiHidden/>
     <w:unhideWhenUsed/>
     <w:qFormat/>
-    <w:rsid w:val="00B45251"/>
+    <w:rsid w:val="005B2FF8"/>
     <w:pPr>
       <w:keepNext/>
       <w:keepLines/>
@@ -837,7 +2900,7 @@
     <w:semiHidden/>
     <w:unhideWhenUsed/>
     <w:qFormat/>
-    <w:rsid w:val="00B45251"/>
+    <w:rsid w:val="005B2FF8"/>
     <w:pPr>
       <w:keepNext/>
       <w:keepLines/>
@@ -852,7 +2915,6 @@
   <w:style w:type="character" w:default="1" w:styleId="DefaultParagraphFont">
     <w:name w:val="Default Paragraph Font"/>
     <w:uiPriority w:val="1"/>
-    <w:semiHidden/>
     <w:unhideWhenUsed/>
   </w:style>
   <w:style w:type="table" w:default="1" w:styleId="TableNormal">
@@ -881,7 +2943,7 @@
     <w:basedOn w:val="DefaultParagraphFont"/>
     <w:link w:val="Heading1"/>
     <w:uiPriority w:val="9"/>
-    <w:rsid w:val="00B45251"/>
+    <w:rsid w:val="005B2FF8"/>
     <w:rPr>
       <w:rFonts w:asciiTheme="majorHAnsi" w:eastAsiaTheme="majorEastAsia" w:hAnsiTheme="majorHAnsi" w:cstheme="majorBidi"/>
       <w:color w:val="2E74B5" w:themeColor="accent1" w:themeShade="BF"/>
@@ -895,7 +2957,7 @@
     <w:link w:val="Heading2"/>
     <w:uiPriority w:val="9"/>
     <w:semiHidden/>
-    <w:rsid w:val="00B45251"/>
+    <w:rsid w:val="005B2FF8"/>
     <w:rPr>
       <w:rFonts w:asciiTheme="majorHAnsi" w:eastAsiaTheme="majorEastAsia" w:hAnsiTheme="majorHAnsi" w:cstheme="majorBidi"/>
       <w:color w:val="2E74B5" w:themeColor="accent1" w:themeShade="BF"/>
@@ -909,7 +2971,7 @@
     <w:link w:val="Heading3"/>
     <w:uiPriority w:val="9"/>
     <w:semiHidden/>
-    <w:rsid w:val="00B45251"/>
+    <w:rsid w:val="005B2FF8"/>
     <w:rPr>
       <w:rFonts w:eastAsiaTheme="majorEastAsia" w:cstheme="majorBidi"/>
       <w:color w:val="2E74B5" w:themeColor="accent1" w:themeShade="BF"/>
@@ -923,7 +2985,7 @@
     <w:link w:val="Heading4"/>
     <w:uiPriority w:val="9"/>
     <w:semiHidden/>
-    <w:rsid w:val="00B45251"/>
+    <w:rsid w:val="005B2FF8"/>
     <w:rPr>
       <w:rFonts w:eastAsiaTheme="majorEastAsia" w:cstheme="majorBidi"/>
       <w:i/>
@@ -937,7 +2999,7 @@
     <w:link w:val="Heading5"/>
     <w:uiPriority w:val="9"/>
     <w:semiHidden/>
-    <w:rsid w:val="00B45251"/>
+    <w:rsid w:val="005B2FF8"/>
     <w:rPr>
       <w:rFonts w:eastAsiaTheme="majorEastAsia" w:cstheme="majorBidi"/>
       <w:color w:val="2E74B5" w:themeColor="accent1" w:themeShade="BF"/>
@@ -949,7 +3011,7 @@
     <w:link w:val="Heading6"/>
     <w:uiPriority w:val="9"/>
     <w:semiHidden/>
-    <w:rsid w:val="00B45251"/>
+    <w:rsid w:val="005B2FF8"/>
     <w:rPr>
       <w:rFonts w:eastAsiaTheme="majorEastAsia" w:cstheme="majorBidi"/>
       <w:i/>
@@ -963,7 +3025,7 @@
     <w:link w:val="Heading7"/>
     <w:uiPriority w:val="9"/>
     <w:semiHidden/>
-    <w:rsid w:val="00B45251"/>
+    <w:rsid w:val="005B2FF8"/>
     <w:rPr>
       <w:rFonts w:eastAsiaTheme="majorEastAsia" w:cstheme="majorBidi"/>
       <w:color w:val="595959" w:themeColor="text1" w:themeTint="A6"/>
@@ -975,7 +3037,7 @@
     <w:link w:val="Heading8"/>
     <w:uiPriority w:val="9"/>
     <w:semiHidden/>
-    <w:rsid w:val="00B45251"/>
+    <w:rsid w:val="005B2FF8"/>
     <w:rPr>
       <w:rFonts w:eastAsiaTheme="majorEastAsia" w:cstheme="majorBidi"/>
       <w:i/>
@@ -989,7 +3051,7 @@
     <w:link w:val="Heading9"/>
     <w:uiPriority w:val="9"/>
     <w:semiHidden/>
-    <w:rsid w:val="00B45251"/>
+    <w:rsid w:val="005B2FF8"/>
     <w:rPr>
       <w:rFonts w:eastAsiaTheme="majorEastAsia" w:cstheme="majorBidi"/>
       <w:color w:val="272727" w:themeColor="text1" w:themeTint="D8"/>
@@ -1002,7 +3064,7 @@
     <w:link w:val="TitleChar"/>
     <w:uiPriority w:val="10"/>
     <w:qFormat/>
-    <w:rsid w:val="00B45251"/>
+    <w:rsid w:val="005B2FF8"/>
     <w:pPr>
       <w:spacing w:after="80" w:line="240" w:lineRule="auto"/>
       <w:contextualSpacing/>
@@ -1020,7 +3082,7 @@
     <w:basedOn w:val="DefaultParagraphFont"/>
     <w:link w:val="Title"/>
     <w:uiPriority w:val="10"/>
-    <w:rsid w:val="00B45251"/>
+    <w:rsid w:val="005B2FF8"/>
     <w:rPr>
       <w:rFonts w:asciiTheme="majorHAnsi" w:eastAsiaTheme="majorEastAsia" w:hAnsiTheme="majorHAnsi" w:cstheme="majorBidi"/>
       <w:spacing w:val="-10"/>
@@ -1036,7 +3098,7 @@
     <w:link w:val="SubtitleChar"/>
     <w:uiPriority w:val="11"/>
     <w:qFormat/>
-    <w:rsid w:val="00B45251"/>
+    <w:rsid w:val="005B2FF8"/>
     <w:pPr>
       <w:numPr>
         <w:ilvl w:val="1"/>
@@ -1055,7 +3117,7 @@
     <w:basedOn w:val="DefaultParagraphFont"/>
     <w:link w:val="Subtitle"/>
     <w:uiPriority w:val="11"/>
-    <w:rsid w:val="00B45251"/>
+    <w:rsid w:val="005B2FF8"/>
     <w:rPr>
       <w:rFonts w:eastAsiaTheme="majorEastAsia" w:cstheme="majorBidi"/>
       <w:color w:val="595959" w:themeColor="text1" w:themeTint="A6"/>
@@ -1071,7 +3133,7 @@
     <w:link w:val="QuoteChar"/>
     <w:uiPriority w:val="29"/>
     <w:qFormat/>
-    <w:rsid w:val="00B45251"/>
+    <w:rsid w:val="005B2FF8"/>
     <w:pPr>
       <w:spacing w:before="160"/>
       <w:jc w:val="center"/>
@@ -1087,7 +3149,7 @@
     <w:basedOn w:val="DefaultParagraphFont"/>
     <w:link w:val="Quote"/>
     <w:uiPriority w:val="29"/>
-    <w:rsid w:val="00B45251"/>
+    <w:rsid w:val="005B2FF8"/>
     <w:rPr>
       <w:i/>
       <w:iCs/>
@@ -1099,7 +3161,7 @@
     <w:basedOn w:val="Normal"/>
     <w:uiPriority w:val="34"/>
     <w:qFormat/>
-    <w:rsid w:val="00B45251"/>
+    <w:rsid w:val="005B2FF8"/>
     <w:pPr>
       <w:ind w:left="720"/>
       <w:contextualSpacing/>
@@ -1110,7 +3172,7 @@
     <w:basedOn w:val="DefaultParagraphFont"/>
     <w:uiPriority w:val="21"/>
     <w:qFormat/>
-    <w:rsid w:val="00B45251"/>
+    <w:rsid w:val="005B2FF8"/>
     <w:rPr>
       <w:i/>
       <w:iCs/>
@@ -1124,7 +3186,7 @@
     <w:link w:val="IntenseQuoteChar"/>
     <w:uiPriority w:val="30"/>
     <w:qFormat/>
-    <w:rsid w:val="00B45251"/>
+    <w:rsid w:val="005B2FF8"/>
     <w:pPr>
       <w:pBdr>
         <w:top w:val="single" w:sz="4" w:space="10" w:color="2E74B5" w:themeColor="accent1" w:themeShade="BF"/>
@@ -1145,7 +3207,7 @@
     <w:basedOn w:val="DefaultParagraphFont"/>
     <w:link w:val="IntenseQuote"/>
     <w:uiPriority w:val="30"/>
-    <w:rsid w:val="00B45251"/>
+    <w:rsid w:val="005B2FF8"/>
     <w:rPr>
       <w:i/>
       <w:iCs/>
@@ -1157,7 +3219,7 @@
     <w:basedOn w:val="DefaultParagraphFont"/>
     <w:uiPriority w:val="32"/>
     <w:qFormat/>
-    <w:rsid w:val="00B45251"/>
+    <w:rsid w:val="005B2FF8"/>
     <w:rPr>
       <w:b/>
       <w:bCs/>
